--- a/storage/templates/normalized-docx/BM-184/BM-184_normalized.docx
+++ b/storage/templates/normalized-docx/BM-184/BM-184_normalized.docx
@@ -724,7 +724,7 @@
           <w:rFonts w:cs="Times New Roman" w:ascii="Times New Roman" w:hAnsi="Times New Roman"/>
           <w:bCs/>
         </w:rPr>
-        <w:t xml:space="preserve">{{document.field}}</w:t>
+        <w:t xml:space="preserve">{{document.fullDocumentCode}}</w:t>
       </w:r>
     </w:p>
     <w:p>
@@ -796,7 +796,7 @@
           <w:spacing w:val="-2"/>
           <w:szCs w:val="28"/>
         </w:rPr>
-        <w:t xml:space="preserve">{{document.field}}</w:t>
+        <w:t xml:space="preserve">{{document.issueDate}}</w:t>
       </w:r>
     </w:p>
     <w:p>
@@ -899,7 +899,7 @@
           <w:spacing w:val="-2"/>
           <w:szCs w:val="28"/>
         </w:rPr>
-        <w:t>{{document.field}}</w:t>
+        <w:t>{{document.issuePlace}}</w:t>
       </w:r>
       <w:r>
         <w:rPr>
@@ -923,7 +923,7 @@
           <w:spacing w:val="-2"/>
           <w:szCs w:val="28"/>
         </w:rPr>
-        <w:t>{{document.field}}</w:t>
+        <w:t>{{person.personFullName}}</w:t>
       </w:r>
     </w:p>
     <w:p>
@@ -977,7 +977,7 @@
           <w:spacing w:val="-2"/>
           <w:szCs w:val="28"/>
         </w:rPr>
-        <w:t>{{document.field}}</w:t>
+        <w:t>{{person.dateOfBirth}}</w:t>
       </w:r>
       <w:r>
         <w:rPr>
@@ -1002,7 +1002,7 @@
           <w:spacing w:val="-2"/>
           <w:szCs w:val="28"/>
         </w:rPr>
-        <w:t xml:space="preserve">{{document.field}}</w:t>
+        <w:t xml:space="preserve">{{person.currentAddress}}</w:t>
       </w:r>
     </w:p>
     <w:p>
@@ -1051,7 +1051,7 @@
           <w:spacing w:val="-2"/>
           <w:szCs w:val="28"/>
         </w:rPr>
-        <w:t>{{decision.field}}</w:t>
+        <w:t>{{decision.decisionLine}}</w:t>
         <w:tab/>
         <w:tab/>
       </w:r>
@@ -1079,7 +1079,7 @@
           <w:spacing w:val="-2"/>
           <w:szCs w:val="28"/>
         </w:rPr>
-        <w:t>{{decision.field}}</w:t>
+        <w:t>{{decision.decisionLine2}}</w:t>
         <w:tab/>
         <w:tab/>
         <w:t xml:space="preserve"> </w:t>
@@ -1160,7 +1160,7 @@
           <w:spacing w:val="-2"/>
           <w:szCs w:val="28"/>
         </w:rPr>
-        <w:t xml:space="preserve">{{decision.field}}</w:t>
+        <w:t xml:space="preserve">{{decision.decisionLine3}}</w:t>
         <w:tab/>
         <w:tab/>
       </w:r>
@@ -1243,7 +1243,7 @@
           <w:spacing w:val="-2"/>
           <w:szCs w:val="28"/>
         </w:rPr>
-        <w:t>{{document.field}}</w:t>
+        <w:t>{{person.occupation}}</w:t>
       </w:r>
     </w:p>
     <w:p>
@@ -1278,7 +1278,7 @@
           <w:spacing w:val="-2"/>
           <w:szCs w:val="28"/>
         </w:rPr>
-        <w:t>{{document.field}}</w:t>
+        <w:t>{{document.summaryLine}}</w:t>
       </w:r>
     </w:p>
     <w:p>
@@ -1305,7 +1305,7 @@
           <w:spacing w:val="-2"/>
           <w:szCs w:val="28"/>
         </w:rPr>
-        <w:t>{{decision.field}}</w:t>
+        <w:t>{{decision.decisionLine4}}</w:t>
       </w:r>
     </w:p>
     <w:p>
